--- a/examples/military_order_template.docx
+++ b/examples/military_order_template.docx
@@ -9,7 +9,7 @@
     </w:p>
     <w:p>
       <w:r>
-        <w:t>Объявить благодарность {{ Должность|дт }} {{ Подразделение|вн }} {{ Звание|дт }} {{ Фамилия|дт }} за образцовое исполнение служебных обязанностей.</w:t>
+        <w:t>Объявить благодарность {{ Должность|дт }} {{ Подразделение|вн }} {{ Звание|дт }} {{ Фамилия|дт }} (л/н {{ л/н }}) за образцовое исполнение служебных обязанностей.</w:t>
       </w:r>
     </w:p>
     <w:sectPr>
